--- a/docs/Off_Ball_Run_Value__Write_Up.docx
+++ b/docs/Off_Ball_Run_Value__Write_Up.docx
@@ -80,7 +80,25 @@
                 <w:i w:val="0"/>
                 <w:sz w:val="18"/>
               </w:rPr>
-              <w:t xml:space="preserve"> Event data records the pass; it never records the run that made the pass possible. Using 360 freeze-frames I reconstruct 61,823 off-ball runs and value them by how much they raise the chance of a shot within five seconds. Seeing the players — not just the ball — is worth +0.0212 AUC over event-only features on identical rows and folds. The applied finding is a profile, not just a ranking: </w:t>
+              <w:t xml:space="preserve"> Event data records the pass; it never records the run that made the pass possible. Using 360 freeze-frames I reconstruct 61,823 off-ball runs and value each one by how much the </w:t>
+            </w:r>
+            <w:r>
+              <w:rPr>
+                <w:rFonts w:ascii="Helvetica Neue" w:hAnsi="Helvetica Neue"/>
+                <w:b w:val="0"/>
+                <w:i/>
+                <w:sz w:val="18"/>
+              </w:rPr>
+              <w:t>manner</w:t>
+            </w:r>
+            <w:r>
+              <w:rPr>
+                <w:rFonts w:ascii="Helvetica Neue" w:hAnsi="Helvetica Neue"/>
+                <w:b w:val="0"/>
+                <w:i w:val="0"/>
+                <w:sz w:val="18"/>
+              </w:rPr>
+              <w:t xml:space="preserve"> of the movement raises the chance the possession progresses. Seeing the players — not just the ball — is worth +0.0212 AUC over event-only features on identical rows and folds. The applied finding is a profile, not just a ranking: </w:t>
             </w:r>
             <w:r>
               <w:rPr>
@@ -134,7 +152,7 @@
           <w:i w:val="0"/>
           <w:sz w:val="18"/>
         </w:rPr>
-        <w:t>Unit:</w:t>
+        <w:t>Possession value</w:t>
       </w:r>
       <w:r>
         <w:rPr>
@@ -143,57 +161,7 @@
           <w:i w:val="0"/>
           <w:sz w:val="18"/>
         </w:rPr>
-        <w:t xml:space="preserve"> the game state at one instant, attached to one player. </w:t>
-      </w:r>
-      <w:r>
-        <w:rPr>
-          <w:rFonts w:ascii="Helvetica Neue" w:hAnsi="Helvetica Neue"/>
-          <w:b/>
-          <w:i w:val="0"/>
-          <w:sz w:val="18"/>
-        </w:rPr>
-        <w:t>Target:</w:t>
-      </w:r>
-      <w:r>
-        <w:rPr>
-          <w:rFonts w:ascii="Helvetica Neue" w:hAnsi="Helvetica Neue"/>
-          <w:b w:val="0"/>
-          <w:i w:val="0"/>
-          <w:sz w:val="18"/>
-        </w:rPr>
-        <w:t xml:space="preserve"> a binary label — did the possession produce a shot within the next 5 seconds. </w:t>
-      </w:r>
-      <w:r>
-        <w:rPr>
-          <w:rFonts w:ascii="Helvetica Neue" w:hAnsi="Helvetica Neue"/>
-          <w:b/>
-          <w:i w:val="0"/>
-          <w:sz w:val="18"/>
-        </w:rPr>
-        <w:t>Model:</w:t>
-      </w:r>
-      <w:r>
-        <w:rPr>
-          <w:rFonts w:ascii="Helvetica Neue" w:hAnsi="Helvetica Neue"/>
-          <w:b w:val="0"/>
-          <w:i w:val="0"/>
-          <w:sz w:val="18"/>
-        </w:rPr>
-        <w:t xml:space="preserve"> V(state) = P(shot ≤ 5s | ball location, that player's location, the defensive structure around him), fitted as a supervised classifier on 185,967 states with a base rate of 3.3%.</w:t>
-      </w:r>
-    </w:p>
-    <w:p>
-      <w:pPr>
-        <w:spacing w:after="80"/>
-      </w:pPr>
-      <w:r>
-        <w:rPr>
-          <w:rFonts w:ascii="Helvetica Neue" w:hAnsi="Helvetica Neue"/>
-          <w:b w:val="0"/>
-          <w:i w:val="0"/>
-          <w:sz w:val="18"/>
-        </w:rPr>
-        <w:t xml:space="preserve">This is a state-value function in the same family as xT and VAEP: it scores a </w:t>
+        <w:t xml:space="preserve"> here is a number attached to a </w:t>
       </w:r>
       <w:r>
         <w:rPr>
@@ -211,7 +179,622 @@
           <w:i w:val="0"/>
           <w:sz w:val="18"/>
         </w:rPr>
-        <w:t xml:space="preserve"> of the possession, and the value of a move is the change in that score between two states. The difference is what defines the state. xT keys value to </w:t>
+        <w:t xml:space="preserve"> of the possession — not to a player and not to an action, but to a moment: the ball is here, this player is there, the defenders are arranged like this. The value of a move is then the </w:t>
+      </w:r>
+      <w:r>
+        <w:rPr>
+          <w:rFonts w:ascii="Helvetica Neue" w:hAnsi="Helvetica Neue"/>
+          <w:b w:val="0"/>
+          <w:i/>
+          <w:sz w:val="18"/>
+        </w:rPr>
+        <w:t>change</w:t>
+      </w:r>
+      <w:r>
+        <w:rPr>
+          <w:rFonts w:ascii="Helvetica Neue" w:hAnsi="Helvetica Neue"/>
+          <w:b w:val="0"/>
+          <w:i w:val="0"/>
+          <w:sz w:val="18"/>
+        </w:rPr>
+        <w:t xml:space="preserve"> in that number between two states. That logic is shared with xT and VAEP; what differs is what goes into the state.</w:t>
+      </w:r>
+    </w:p>
+    <w:p>
+      <w:pPr>
+        <w:spacing w:after="80"/>
+      </w:pPr>
+      <w:r>
+        <w:rPr>
+          <w:rFonts w:ascii="Helvetica Neue" w:hAnsi="Helvetica Neue"/>
+          <w:b/>
+          <w:i w:val="0"/>
+          <w:sz w:val="18"/>
+        </w:rPr>
+        <w:t>Two models do two different jobs.</w:t>
+      </w:r>
+      <w:r>
+        <w:rPr>
+          <w:rFonts w:ascii="Helvetica Neue" w:hAnsi="Helvetica Neue"/>
+          <w:b w:val="0"/>
+          <w:i w:val="0"/>
+          <w:sz w:val="18"/>
+        </w:rPr>
+        <w:t xml:space="preserve"> They are kept separate on purpose, and knowing which is which is needed to read every number below.</w:t>
+      </w:r>
+    </w:p>
+    <w:tbl>
+      <w:tblPr>
+        <w:tblStyle w:val="TableGrid"/>
+        <w:tblW w:type="auto" w:w="0"/>
+        <w:tblLook w:firstColumn="1" w:firstRow="1" w:lastColumn="0" w:lastRow="0" w:noHBand="0" w:noVBand="1" w:val="04A0"/>
+      </w:tblPr>
+      <w:tblGrid>
+        <w:gridCol w:w="3402"/>
+        <w:gridCol w:w="3402"/>
+        <w:gridCol w:w="3402"/>
+      </w:tblGrid>
+      <w:tr>
+        <w:tc>
+          <w:tcPr>
+            <w:tcW w:type="dxa" w:w="3402"/>
+            <w:shd w:val="clear" w:fill="EFEFF6"/>
+          </w:tcPr>
+          <w:p>
+            <w:pPr>
+              <w:spacing w:after="0"/>
+            </w:pPr>
+            <w:r>
+              <w:rPr>
+                <w:rFonts w:ascii="Helvetica Neue" w:hAnsi="Helvetica Neue"/>
+                <w:b/>
+                <w:sz w:val="14"/>
+              </w:rPr>
+            </w:r>
+          </w:p>
+        </w:tc>
+        <w:tc>
+          <w:tcPr>
+            <w:tcW w:type="dxa" w:w="3402"/>
+            <w:shd w:val="clear" w:fill="EFEFF6"/>
+          </w:tcPr>
+          <w:p>
+            <w:pPr>
+              <w:spacing w:after="0"/>
+            </w:pPr>
+            <w:r>
+              <w:rPr>
+                <w:rFonts w:ascii="Helvetica Neue" w:hAnsi="Helvetica Neue"/>
+                <w:b/>
+                <w:sz w:val="14"/>
+              </w:rPr>
+              <w:t>Model A — state value</w:t>
+            </w:r>
+          </w:p>
+        </w:tc>
+        <w:tc>
+          <w:tcPr>
+            <w:tcW w:type="dxa" w:w="3402"/>
+            <w:shd w:val="clear" w:fill="EFEFF6"/>
+          </w:tcPr>
+          <w:p>
+            <w:pPr>
+              <w:spacing w:after="0"/>
+            </w:pPr>
+            <w:r>
+              <w:rPr>
+                <w:rFonts w:ascii="Helvetica Neue" w:hAnsi="Helvetica Neue"/>
+                <w:b/>
+                <w:sz w:val="14"/>
+              </w:rPr>
+              <w:t>Model B — run value</w:t>
+            </w:r>
+          </w:p>
+        </w:tc>
+      </w:tr>
+      <w:tr>
+        <w:tc>
+          <w:tcPr>
+            <w:tcW w:type="dxa" w:w="3402"/>
+          </w:tcPr>
+          <w:p>
+            <w:pPr>
+              <w:spacing w:after="0"/>
+            </w:pPr>
+            <w:r>
+              <w:rPr>
+                <w:rFonts w:ascii="Helvetica Neue" w:hAnsi="Helvetica Neue"/>
+                <w:b w:val="0"/>
+                <w:i w:val="0"/>
+                <w:sz w:val="15"/>
+              </w:rPr>
+              <w:t>Question it answers</w:t>
+            </w:r>
+          </w:p>
+        </w:tc>
+        <w:tc>
+          <w:tcPr>
+            <w:tcW w:type="dxa" w:w="3402"/>
+          </w:tcPr>
+          <w:p>
+            <w:pPr>
+              <w:spacing w:after="0"/>
+            </w:pPr>
+            <w:r>
+              <w:rPr>
+                <w:rFonts w:ascii="Helvetica Neue" w:hAnsi="Helvetica Neue"/>
+                <w:b w:val="0"/>
+                <w:i w:val="0"/>
+                <w:sz w:val="15"/>
+              </w:rPr>
+              <w:t xml:space="preserve">Does seeing the </w:t>
+            </w:r>
+            <w:r>
+              <w:rPr>
+                <w:rFonts w:ascii="Helvetica Neue" w:hAnsi="Helvetica Neue"/>
+                <w:b w:val="0"/>
+                <w:i/>
+                <w:sz w:val="15"/>
+              </w:rPr>
+              <w:t>players</w:t>
+            </w:r>
+            <w:r>
+              <w:rPr>
+                <w:rFonts w:ascii="Helvetica Neue" w:hAnsi="Helvetica Neue"/>
+                <w:b w:val="0"/>
+                <w:i w:val="0"/>
+                <w:sz w:val="15"/>
+              </w:rPr>
+              <w:t>, not just the ball, make a game state more predictable at all?</w:t>
+            </w:r>
+          </w:p>
+        </w:tc>
+        <w:tc>
+          <w:tcPr>
+            <w:tcW w:type="dxa" w:w="3402"/>
+          </w:tcPr>
+          <w:p>
+            <w:pPr>
+              <w:spacing w:after="0"/>
+            </w:pPr>
+            <w:r>
+              <w:rPr>
+                <w:rFonts w:ascii="Helvetica Neue" w:hAnsi="Helvetica Neue"/>
+                <w:b w:val="0"/>
+                <w:i w:val="0"/>
+                <w:sz w:val="15"/>
+              </w:rPr>
+              <w:t xml:space="preserve">How much did </w:t>
+            </w:r>
+            <w:r>
+              <w:rPr>
+                <w:rFonts w:ascii="Helvetica Neue" w:hAnsi="Helvetica Neue"/>
+                <w:b w:val="0"/>
+                <w:i/>
+                <w:sz w:val="15"/>
+              </w:rPr>
+              <w:t>this</w:t>
+            </w:r>
+            <w:r>
+              <w:rPr>
+                <w:rFonts w:ascii="Helvetica Neue" w:hAnsi="Helvetica Neue"/>
+                <w:b w:val="0"/>
+                <w:i w:val="0"/>
+                <w:sz w:val="15"/>
+              </w:rPr>
+              <w:t xml:space="preserve"> player's movement add, over and above where his run started and finished?</w:t>
+            </w:r>
+          </w:p>
+        </w:tc>
+      </w:tr>
+      <w:tr>
+        <w:tc>
+          <w:tcPr>
+            <w:tcW w:type="dxa" w:w="3402"/>
+          </w:tcPr>
+          <w:p>
+            <w:pPr>
+              <w:spacing w:after="0"/>
+            </w:pPr>
+            <w:r>
+              <w:rPr>
+                <w:rFonts w:ascii="Helvetica Neue" w:hAnsi="Helvetica Neue"/>
+                <w:b w:val="0"/>
+                <w:i w:val="0"/>
+                <w:sz w:val="15"/>
+              </w:rPr>
+              <w:t>One row is</w:t>
+            </w:r>
+          </w:p>
+        </w:tc>
+        <w:tc>
+          <w:tcPr>
+            <w:tcW w:type="dxa" w:w="3402"/>
+          </w:tcPr>
+          <w:p>
+            <w:pPr>
+              <w:spacing w:after="0"/>
+            </w:pPr>
+            <w:r>
+              <w:rPr>
+                <w:rFonts w:ascii="Helvetica Neue" w:hAnsi="Helvetica Neue"/>
+                <w:b w:val="0"/>
+                <w:i w:val="0"/>
+                <w:sz w:val="15"/>
+              </w:rPr>
+              <w:t>one game state: a player and the ball at one instant</w:t>
+            </w:r>
+          </w:p>
+        </w:tc>
+        <w:tc>
+          <w:tcPr>
+            <w:tcW w:type="dxa" w:w="3402"/>
+          </w:tcPr>
+          <w:p>
+            <w:pPr>
+              <w:spacing w:after="0"/>
+            </w:pPr>
+            <w:r>
+              <w:rPr>
+                <w:rFonts w:ascii="Helvetica Neue" w:hAnsi="Helvetica Neue"/>
+                <w:b w:val="0"/>
+                <w:i w:val="0"/>
+                <w:sz w:val="15"/>
+              </w:rPr>
+              <w:t>one reconstructed off-ball run</w:t>
+            </w:r>
+          </w:p>
+        </w:tc>
+      </w:tr>
+      <w:tr>
+        <w:tc>
+          <w:tcPr>
+            <w:tcW w:type="dxa" w:w="3402"/>
+          </w:tcPr>
+          <w:p>
+            <w:pPr>
+              <w:spacing w:after="0"/>
+            </w:pPr>
+            <w:r>
+              <w:rPr>
+                <w:rFonts w:ascii="Helvetica Neue" w:hAnsi="Helvetica Neue"/>
+                <w:b w:val="0"/>
+                <w:i w:val="0"/>
+                <w:sz w:val="15"/>
+              </w:rPr>
+              <w:t>Rows</w:t>
+            </w:r>
+          </w:p>
+        </w:tc>
+        <w:tc>
+          <w:tcPr>
+            <w:tcW w:type="dxa" w:w="3402"/>
+          </w:tcPr>
+          <w:p>
+            <w:pPr>
+              <w:spacing w:after="0"/>
+            </w:pPr>
+            <w:r>
+              <w:rPr>
+                <w:rFonts w:ascii="Helvetica Neue" w:hAnsi="Helvetica Neue"/>
+                <w:b w:val="0"/>
+                <w:i w:val="0"/>
+                <w:sz w:val="15"/>
+              </w:rPr>
+              <w:t>185,967</w:t>
+            </w:r>
+          </w:p>
+        </w:tc>
+        <w:tc>
+          <w:tcPr>
+            <w:tcW w:type="dxa" w:w="3402"/>
+          </w:tcPr>
+          <w:p>
+            <w:pPr>
+              <w:spacing w:after="0"/>
+            </w:pPr>
+            <w:r>
+              <w:rPr>
+                <w:rFonts w:ascii="Helvetica Neue" w:hAnsi="Helvetica Neue"/>
+                <w:b w:val="0"/>
+                <w:i w:val="0"/>
+                <w:sz w:val="15"/>
+              </w:rPr>
+              <w:t>61,678</w:t>
+            </w:r>
+          </w:p>
+        </w:tc>
+      </w:tr>
+      <w:tr>
+        <w:tc>
+          <w:tcPr>
+            <w:tcW w:type="dxa" w:w="3402"/>
+          </w:tcPr>
+          <w:p>
+            <w:pPr>
+              <w:spacing w:after="0"/>
+            </w:pPr>
+            <w:r>
+              <w:rPr>
+                <w:rFonts w:ascii="Helvetica Neue" w:hAnsi="Helvetica Neue"/>
+                <w:b w:val="0"/>
+                <w:i w:val="0"/>
+                <w:sz w:val="15"/>
+              </w:rPr>
+              <w:t>Target — the 0/1 label it learns from</w:t>
+            </w:r>
+          </w:p>
+        </w:tc>
+        <w:tc>
+          <w:tcPr>
+            <w:tcW w:type="dxa" w:w="3402"/>
+          </w:tcPr>
+          <w:p>
+            <w:pPr>
+              <w:spacing w:after="0"/>
+            </w:pPr>
+            <w:r>
+              <w:rPr>
+                <w:rFonts w:ascii="Helvetica Neue" w:hAnsi="Helvetica Neue"/>
+                <w:b w:val="0"/>
+                <w:i w:val="0"/>
+                <w:sz w:val="15"/>
+              </w:rPr>
+              <w:t xml:space="preserve">a shot within the next </w:t>
+            </w:r>
+            <w:r>
+              <w:rPr>
+                <w:rFonts w:ascii="Helvetica Neue" w:hAnsi="Helvetica Neue"/>
+                <w:b/>
+                <w:i w:val="0"/>
+                <w:sz w:val="15"/>
+              </w:rPr>
+              <w:t>5 seconds</w:t>
+            </w:r>
+          </w:p>
+        </w:tc>
+        <w:tc>
+          <w:tcPr>
+            <w:tcW w:type="dxa" w:w="3402"/>
+          </w:tcPr>
+          <w:p>
+            <w:pPr>
+              <w:spacing w:after="0"/>
+            </w:pPr>
+            <w:r>
+              <w:rPr>
+                <w:rFonts w:ascii="Helvetica Neue" w:hAnsi="Helvetica Neue"/>
+                <w:b/>
+                <w:i w:val="0"/>
+                <w:sz w:val="15"/>
+              </w:rPr>
+              <w:t>progression</w:t>
+            </w:r>
+            <w:r>
+              <w:rPr>
+                <w:rFonts w:ascii="Helvetica Neue" w:hAnsi="Helvetica Neue"/>
+                <w:b w:val="0"/>
+                <w:i w:val="0"/>
+                <w:sz w:val="15"/>
+              </w:rPr>
+              <w:t xml:space="preserve">: a shot </w:t>
+            </w:r>
+            <w:r>
+              <w:rPr>
+                <w:rFonts w:ascii="Helvetica Neue" w:hAnsi="Helvetica Neue"/>
+                <w:b w:val="0"/>
+                <w:i/>
+                <w:sz w:val="15"/>
+              </w:rPr>
+              <w:t>or</w:t>
+            </w:r>
+            <w:r>
+              <w:rPr>
+                <w:rFonts w:ascii="Helvetica Neue" w:hAnsi="Helvetica Neue"/>
+                <w:b w:val="0"/>
+                <w:i w:val="0"/>
+                <w:sz w:val="15"/>
+              </w:rPr>
+              <w:t xml:space="preserve"> a final-third entry within the next </w:t>
+            </w:r>
+            <w:r>
+              <w:rPr>
+                <w:rFonts w:ascii="Helvetica Neue" w:hAnsi="Helvetica Neue"/>
+                <w:b/>
+                <w:i w:val="0"/>
+                <w:sz w:val="15"/>
+              </w:rPr>
+              <w:t>5 actions</w:t>
+            </w:r>
+            <w:r>
+              <w:rPr>
+                <w:rFonts w:ascii="Helvetica Neue" w:hAnsi="Helvetica Neue"/>
+                <w:b w:val="0"/>
+                <w:i w:val="0"/>
+                <w:sz w:val="15"/>
+              </w:rPr>
+              <w:t xml:space="preserve"> of the possession</w:t>
+            </w:r>
+          </w:p>
+        </w:tc>
+      </w:tr>
+      <w:tr>
+        <w:tc>
+          <w:tcPr>
+            <w:tcW w:type="dxa" w:w="3402"/>
+          </w:tcPr>
+          <w:p>
+            <w:pPr>
+              <w:spacing w:after="0"/>
+            </w:pPr>
+            <w:r>
+              <w:rPr>
+                <w:rFonts w:ascii="Helvetica Neue" w:hAnsi="Helvetica Neue"/>
+                <w:b w:val="0"/>
+                <w:i w:val="0"/>
+                <w:sz w:val="15"/>
+              </w:rPr>
+              <w:t>How often the label is 1</w:t>
+            </w:r>
+          </w:p>
+        </w:tc>
+        <w:tc>
+          <w:tcPr>
+            <w:tcW w:type="dxa" w:w="3402"/>
+          </w:tcPr>
+          <w:p>
+            <w:pPr>
+              <w:spacing w:after="0"/>
+            </w:pPr>
+            <w:r>
+              <w:rPr>
+                <w:rFonts w:ascii="Helvetica Neue" w:hAnsi="Helvetica Neue"/>
+                <w:b w:val="0"/>
+                <w:i w:val="0"/>
+                <w:sz w:val="15"/>
+              </w:rPr>
+              <w:t>3.3%</w:t>
+            </w:r>
+          </w:p>
+        </w:tc>
+        <w:tc>
+          <w:tcPr>
+            <w:tcW w:type="dxa" w:w="3402"/>
+          </w:tcPr>
+          <w:p>
+            <w:pPr>
+              <w:spacing w:after="0"/>
+            </w:pPr>
+            <w:r>
+              <w:rPr>
+                <w:rFonts w:ascii="Helvetica Neue" w:hAnsi="Helvetica Neue"/>
+                <w:b w:val="0"/>
+                <w:i w:val="0"/>
+                <w:sz w:val="15"/>
+              </w:rPr>
+              <w:t>33.9%</w:t>
+            </w:r>
+          </w:p>
+        </w:tc>
+      </w:tr>
+      <w:tr>
+        <w:tc>
+          <w:tcPr>
+            <w:tcW w:type="dxa" w:w="3402"/>
+          </w:tcPr>
+          <w:p>
+            <w:pPr>
+              <w:spacing w:after="0"/>
+            </w:pPr>
+            <w:r>
+              <w:rPr>
+                <w:rFonts w:ascii="Helvetica Neue" w:hAnsi="Helvetica Neue"/>
+                <w:b w:val="0"/>
+                <w:i w:val="0"/>
+                <w:sz w:val="15"/>
+              </w:rPr>
+              <w:t>What it is used for in this document</w:t>
+            </w:r>
+          </w:p>
+        </w:tc>
+        <w:tc>
+          <w:tcPr>
+            <w:tcW w:type="dxa" w:w="3402"/>
+          </w:tcPr>
+          <w:p>
+            <w:pPr>
+              <w:spacing w:after="0"/>
+            </w:pPr>
+            <w:r>
+              <w:rPr>
+                <w:rFonts w:ascii="Helvetica Neue" w:hAnsi="Helvetica Neue"/>
+                <w:b w:val="0"/>
+                <w:i w:val="0"/>
+                <w:sz w:val="15"/>
+              </w:rPr>
+              <w:t>the 360 ablation in §6 — does 360 earn its keep</w:t>
+            </w:r>
+          </w:p>
+        </w:tc>
+        <w:tc>
+          <w:tcPr>
+            <w:tcW w:type="dxa" w:w="3402"/>
+          </w:tcPr>
+          <w:p>
+            <w:pPr>
+              <w:spacing w:after="0"/>
+            </w:pPr>
+            <w:r>
+              <w:rPr>
+                <w:rFonts w:ascii="Helvetica Neue" w:hAnsi="Helvetica Neue"/>
+                <w:b/>
+                <w:i w:val="0"/>
+                <w:sz w:val="15"/>
+              </w:rPr>
+              <w:t>Run Value per 90</w:t>
+            </w:r>
+            <w:r>
+              <w:rPr>
+                <w:rFonts w:ascii="Helvetica Neue" w:hAnsi="Helvetica Neue"/>
+                <w:b w:val="0"/>
+                <w:i w:val="0"/>
+                <w:sz w:val="15"/>
+              </w:rPr>
+              <w:t xml:space="preserve"> — the metric and ranking in §4</w:t>
+            </w:r>
+          </w:p>
+        </w:tc>
+      </w:tr>
+    </w:tbl>
+    <w:p>
+      <w:pPr>
+        <w:spacing w:after="40"/>
+      </w:pPr>
+    </w:p>
+    <w:p>
+      <w:pPr>
+        <w:spacing w:after="80"/>
+      </w:pPr>
+      <w:r>
+        <w:rPr>
+          <w:rFonts w:ascii="Helvetica Neue" w:hAnsi="Helvetica Neue"/>
+          <w:b/>
+          <w:i w:val="0"/>
+          <w:sz w:val="18"/>
+        </w:rPr>
+        <w:t>Why two targets instead of one?</w:t>
+      </w:r>
+      <w:r>
+        <w:rPr>
+          <w:rFonts w:ascii="Helvetica Neue" w:hAnsi="Helvetica Neue"/>
+          <w:b w:val="0"/>
+          <w:i w:val="0"/>
+          <w:sz w:val="18"/>
+        </w:rPr>
+        <w:t xml:space="preserve"> "Shot within five seconds" is right for the first question: it is close to what football cares about, and across 185,967 states there is enough data to learn an event that rare (3.3%). It is wrong for the second. At the level of one run, shots are too rare to tell a good run from a lucky one, so Model B is judged on progression, which happens 33.9% of the time. A run that drags the ball into the final third has done its job whether or not a shot arrives three passes later.</w:t>
+      </w:r>
+    </w:p>
+    <w:p>
+      <w:pPr>
+        <w:spacing w:after="80"/>
+      </w:pPr>
+      <w:r>
+        <w:rPr>
+          <w:rFonts w:ascii="Helvetica Neue" w:hAnsi="Helvetica Neue"/>
+          <w:b/>
+          <w:i w:val="0"/>
+          <w:sz w:val="18"/>
+        </w:rPr>
+        <w:t>Why a learned state-value function rather than a grid xT?</w:t>
+      </w:r>
+      <w:r>
+        <w:rPr>
+          <w:rFonts w:ascii="Helvetica Neue" w:hAnsi="Helvetica Neue"/>
+          <w:b w:val="0"/>
+          <w:i w:val="0"/>
+          <w:sz w:val="18"/>
+        </w:rPr>
+        <w:t xml:space="preserve"> xT keys value to </w:t>
       </w:r>
       <w:r>
         <w:rPr>
@@ -247,7 +830,25 @@
           <w:i w:val="0"/>
           <w:sz w:val="18"/>
         </w:rPr>
-        <w:t>. Two identical ball positions with different defensive shapes are one cell in xT and two states here. An xT surface is still used as a context feature, so the model knows the geographic prior it adds to.</w:t>
+        <w:t xml:space="preserve">. Two identical ball positions with different defensive shapes are one cell in xT and two distinct states here. An xT surface is still used, as a context </w:t>
+      </w:r>
+      <w:r>
+        <w:rPr>
+          <w:rFonts w:ascii="Helvetica Neue" w:hAnsi="Helvetica Neue"/>
+          <w:b w:val="0"/>
+          <w:i/>
+          <w:sz w:val="18"/>
+        </w:rPr>
+        <w:t>feature</w:t>
+      </w:r>
+      <w:r>
+        <w:rPr>
+          <w:rFonts w:ascii="Helvetica Neue" w:hAnsi="Helvetica Neue"/>
+          <w:b w:val="0"/>
+          <w:i w:val="0"/>
+          <w:sz w:val="18"/>
+        </w:rPr>
+        <w:t>, so the model knows the geographic prior it is adding to — the threat surface is an input, never the thing being predicted.</w:t>
       </w:r>
     </w:p>
     <w:p>
@@ -383,7 +984,48 @@
           <w:i w:val="0"/>
           <w:sz w:val="18"/>
         </w:rPr>
-        <w:t xml:space="preserve"> must be inferred: the nearest teammate in the release frame, accepted only if the implied sprint is physically possible (≤ 9.5 m/s over the pass duration). That gate is why 66% of 93,202 receipts survive, and it is the biggest assumption in the project.</w:t>
+        <w:t xml:space="preserve"> must be inferred: the nearest teammate in the release frame, accepted only if the implied sprint is physically possible (≤ 9.5 m/s over the pass duration). This origin inference is the biggest assumption in the project.</w:t>
+      </w:r>
+    </w:p>
+    <w:p>
+      <w:pPr>
+        <w:spacing w:after="80"/>
+      </w:pPr>
+      <w:r>
+        <w:rPr>
+          <w:rFonts w:ascii="Helvetica Neue" w:hAnsi="Helvetica Neue"/>
+          <w:b/>
+          <w:i w:val="0"/>
+          <w:sz w:val="18"/>
+        </w:rPr>
+        <w:t>Two filters, in order.</w:t>
+      </w:r>
+      <w:r>
+        <w:rPr>
+          <w:rFonts w:ascii="Helvetica Neue" w:hAnsi="Helvetica Neue"/>
+          <w:b w:val="0"/>
+          <w:i w:val="0"/>
+          <w:sz w:val="18"/>
+        </w:rPr>
+        <w:t xml:space="preserve"> Of 93,202 receipts examined, 84% pass the plausibility gates — an unambiguous nearest teammate and a reachable distance. Of those, the ones where the player actually </w:t>
+      </w:r>
+      <w:r>
+        <w:rPr>
+          <w:rFonts w:ascii="Helvetica Neue" w:hAnsi="Helvetica Neue"/>
+          <w:b w:val="0"/>
+          <w:i/>
+          <w:sz w:val="18"/>
+        </w:rPr>
+        <w:t>moved</w:t>
+      </w:r>
+      <w:r>
+        <w:rPr>
+          <w:rFonts w:ascii="Helvetica Neue" w:hAnsi="Helvetica Neue"/>
+          <w:b w:val="0"/>
+          <w:i w:val="0"/>
+          <w:sz w:val="18"/>
+        </w:rPr>
+        <w:t xml:space="preserve"> (≥ 2.0 m) are runs: 61,823, or 66% of all receipts. The rest are players receiving roughly where they already stood, which is a reception, not a run.</w:t>
       </w:r>
     </w:p>
     <w:p>
@@ -439,7 +1081,7 @@
           <w:i w:val="0"/>
           <w:sz w:val="18"/>
         </w:rPr>
-        <w:t>Run Value per 90.</w:t>
+        <w:t>Run Value per 90</w:t>
       </w:r>
       <w:r>
         <w:rPr>
@@ -448,7 +1090,121 @@
           <w:i w:val="0"/>
           <w:sz w:val="18"/>
         </w:rPr>
-        <w:t xml:space="preserve"> One number per player, built in four steps: (i) for each run, take the out-of-fold gain in predicted shot probability when the model can see </w:t>
+        <w:t xml:space="preserve"> is built from </w:t>
+      </w:r>
+      <w:r>
+        <w:rPr>
+          <w:rFonts w:ascii="Helvetica Neue" w:hAnsi="Helvetica Neue"/>
+          <w:b/>
+          <w:i w:val="0"/>
+          <w:sz w:val="18"/>
+        </w:rPr>
+        <w:t>Model B</w:t>
+      </w:r>
+      <w:r>
+        <w:rPr>
+          <w:rFonts w:ascii="Helvetica Neue" w:hAnsi="Helvetica Neue"/>
+          <w:b w:val="0"/>
+          <w:i w:val="0"/>
+          <w:sz w:val="18"/>
+        </w:rPr>
+        <w:t xml:space="preserve">, so the quantity underneath it is the probability of </w:t>
+      </w:r>
+      <w:r>
+        <w:rPr>
+          <w:rFonts w:ascii="Helvetica Neue" w:hAnsi="Helvetica Neue"/>
+          <w:b w:val="0"/>
+          <w:i/>
+          <w:sz w:val="18"/>
+        </w:rPr>
+        <w:t>progression</w:t>
+      </w:r>
+      <w:r>
+        <w:rPr>
+          <w:rFonts w:ascii="Helvetica Neue" w:hAnsi="Helvetica Neue"/>
+          <w:b w:val="0"/>
+          <w:i w:val="0"/>
+          <w:sz w:val="18"/>
+        </w:rPr>
+        <w:t>, not of a shot. Four steps:</w:t>
+      </w:r>
+    </w:p>
+    <w:p>
+      <w:pPr>
+        <w:pStyle w:val="ListBullet"/>
+        <w:spacing w:after="80"/>
+      </w:pPr>
+      <w:r>
+        <w:rPr>
+          <w:rFonts w:ascii="Helvetica Neue" w:hAnsi="Helvetica Neue"/>
+          <w:b/>
+          <w:i w:val="0"/>
+          <w:sz w:val="18"/>
+        </w:rPr>
+        <w:t>(i) Fit Model B twice on identical rows and folds.</w:t>
+      </w:r>
+      <w:r>
+        <w:rPr>
+          <w:rFonts w:ascii="Helvetica Neue" w:hAnsi="Helvetica Neue"/>
+          <w:b w:val="0"/>
+          <w:i w:val="0"/>
+          <w:sz w:val="18"/>
+        </w:rPr>
+        <w:t xml:space="preserve"> Once on CONTEXT only — </w:t>
+      </w:r>
+      <w:r>
+        <w:rPr>
+          <w:rFonts w:ascii="Menlo" w:hAnsi="Menlo"/>
+          <w:b w:val="0"/>
+          <w:i w:val="0"/>
+          <w:sz w:val="16"/>
+        </w:rPr>
+        <w:t>origin_x/y</w:t>
+      </w:r>
+      <w:r>
+        <w:rPr>
+          <w:rFonts w:ascii="Helvetica Neue" w:hAnsi="Helvetica Neue"/>
+          <w:b w:val="0"/>
+          <w:i w:val="0"/>
+          <w:sz w:val="18"/>
+        </w:rPr>
+        <w:t xml:space="preserve">, </w:t>
+      </w:r>
+      <w:r>
+        <w:rPr>
+          <w:rFonts w:ascii="Menlo" w:hAnsi="Menlo"/>
+          <w:b w:val="0"/>
+          <w:i w:val="0"/>
+          <w:sz w:val="16"/>
+        </w:rPr>
+        <w:t>receipt_x/y</w:t>
+      </w:r>
+      <w:r>
+        <w:rPr>
+          <w:rFonts w:ascii="Helvetica Neue" w:hAnsi="Helvetica Neue"/>
+          <w:b w:val="0"/>
+          <w:i w:val="0"/>
+          <w:sz w:val="18"/>
+        </w:rPr>
+        <w:t xml:space="preserve">, threat at both ends, pass length: </w:t>
+      </w:r>
+      <w:r>
+        <w:rPr>
+          <w:rFonts w:ascii="Helvetica Neue" w:hAnsi="Helvetica Neue"/>
+          <w:b w:val="0"/>
+          <w:i/>
+          <w:sz w:val="18"/>
+        </w:rPr>
+        <w:t>where</w:t>
+      </w:r>
+      <w:r>
+        <w:rPr>
+          <w:rFonts w:ascii="Helvetica Neue" w:hAnsi="Helvetica Neue"/>
+          <w:b w:val="0"/>
+          <w:i w:val="0"/>
+          <w:sz w:val="18"/>
+        </w:rPr>
+        <w:t xml:space="preserve"> the run happened. Then again on CONTEXT + RUN — distance, forward and lateral components, speed, separation gained, space at receipt, defenders broken, in-behind, encirclement and block geometry: </w:t>
       </w:r>
       <w:r>
         <w:rPr>
@@ -466,7 +1222,97 @@
           <w:i w:val="0"/>
           <w:sz w:val="18"/>
         </w:rPr>
-        <w:t xml:space="preserve"> the player moved, on top of a context model that already knows where the ball and the receipt were; (ii) keep only runs received in the final third, because outside it "predictive" and "valuable" come apart — a centre-back dropping into space is reliably informative and is not creating anything; (iii) sum per player; (iv) divide by 90s played, with a 600-minute floor. That leaves 59 qualifying players.</w:t>
+        <w:t xml:space="preserve"> he moved.</w:t>
+      </w:r>
+    </w:p>
+    <w:p>
+      <w:pPr>
+        <w:pStyle w:val="ListBullet"/>
+        <w:spacing w:after="80"/>
+      </w:pPr>
+      <w:r>
+        <w:rPr>
+          <w:rFonts w:ascii="Helvetica Neue" w:hAnsi="Helvetica Neue"/>
+          <w:b/>
+          <w:i w:val="0"/>
+          <w:sz w:val="18"/>
+        </w:rPr>
+        <w:t>(ii) Subtract, per run.</w:t>
+      </w:r>
+      <w:r>
+        <w:rPr>
+          <w:rFonts w:ascii="Helvetica Neue" w:hAnsi="Helvetica Neue"/>
+          <w:b w:val="0"/>
+          <w:i w:val="0"/>
+          <w:sz w:val="18"/>
+        </w:rPr>
+        <w:t xml:space="preserve"> </w:t>
+      </w:r>
+      <w:r>
+        <w:rPr>
+          <w:rFonts w:ascii="Menlo" w:hAnsi="Menlo"/>
+          <w:b w:val="0"/>
+          <w:i w:val="0"/>
+          <w:sz w:val="16"/>
+        </w:rPr>
+        <w:t>run_value_added = P(progress | where + how) − P(progress | where)</w:t>
+      </w:r>
+      <w:r>
+        <w:rPr>
+          <w:rFonts w:ascii="Helvetica Neue" w:hAnsi="Helvetica Neue"/>
+          <w:b w:val="0"/>
+          <w:i w:val="0"/>
+          <w:sz w:val="18"/>
+        </w:rPr>
+        <w:t>. Both are out-of-fold predictions, meaning each run is scored by a model that never saw that run's match in training. This difference is the run's credit.</w:t>
+      </w:r>
+    </w:p>
+    <w:p>
+      <w:pPr>
+        <w:pStyle w:val="ListBullet"/>
+        <w:spacing w:after="80"/>
+      </w:pPr>
+      <w:r>
+        <w:rPr>
+          <w:rFonts w:ascii="Helvetica Neue" w:hAnsi="Helvetica Neue"/>
+          <w:b/>
+          <w:i w:val="0"/>
+          <w:sz w:val="18"/>
+        </w:rPr>
+        <w:t>(iii) Keep only runs received in the final third.</w:t>
+      </w:r>
+      <w:r>
+        <w:rPr>
+          <w:rFonts w:ascii="Helvetica Neue" w:hAnsi="Helvetica Neue"/>
+          <w:b w:val="0"/>
+          <w:i w:val="0"/>
+          <w:sz w:val="18"/>
+        </w:rPr>
+        <w:t xml:space="preserve"> Outside it, "predictive" and "valuable" come apart: a centre-back dropping into space reliably predicts retained possession and creates nothing. Tested against the alternatives — the attacking half moved the clearest false positive from 10th to 15th, the final third moves him to 34th.</w:t>
+      </w:r>
+    </w:p>
+    <w:p>
+      <w:pPr>
+        <w:pStyle w:val="ListBullet"/>
+        <w:spacing w:after="80"/>
+      </w:pPr>
+      <w:r>
+        <w:rPr>
+          <w:rFonts w:ascii="Helvetica Neue" w:hAnsi="Helvetica Neue"/>
+          <w:b/>
+          <w:i w:val="0"/>
+          <w:sz w:val="18"/>
+        </w:rPr>
+        <w:t>(iv) Sum per player, divide by 90s played</w:t>
+      </w:r>
+      <w:r>
+        <w:rPr>
+          <w:rFonts w:ascii="Helvetica Neue" w:hAnsi="Helvetica Neue"/>
+          <w:b w:val="0"/>
+          <w:i w:val="0"/>
+          <w:sz w:val="18"/>
+        </w:rPr>
+        <w:t>, with a 600-minute floor. That leaves 59 qualifying players.</w:t>
       </w:r>
     </w:p>
     <w:p>
@@ -2789,7 +3635,7 @@
                 <w:i w:val="0"/>
                 <w:sz w:val="18"/>
               </w:rPr>
-              <w:t>Ghosted dots are where everyone stood when the pass was struck; solid dots where they stood when it arrived. Gold is the ball, green dotted is the run.</w:t>
+              <w:t>Ghosted dots = positions at pass release; solid = at arrival. Gold is the ball, green dotted is the run.</w:t>
             </w:r>
           </w:p>
           <w:p>
@@ -2867,11 +3713,106 @@
             <w:r>
               <w:rPr>
                 <w:rFonts w:ascii="Helvetica Neue" w:hAnsi="Helvetica Neue"/>
+                <w:b/>
+                <w:i w:val="0"/>
+                <w:sz w:val="18"/>
+              </w:rPr>
+              <w:t>Scored, step by step.</w:t>
+            </w:r>
+            <w:r>
+              <w:rPr>
+                <w:rFonts w:ascii="Helvetica Neue" w:hAnsi="Helvetica Neue"/>
                 <w:b w:val="0"/>
                 <w:i w:val="0"/>
                 <w:sz w:val="18"/>
               </w:rPr>
-              <w:t>This is what event data cannot see. A model given only the ball's start and end sees a 16 m pass into a crowd; a model given the freeze-frames sees a striker manufacturing the one gap that made it a chance.</w:t>
+              <w:t xml:space="preserve"> From where the run started and finished alone, Model B put the chance of progression at </w:t>
+            </w:r>
+            <w:r>
+              <w:rPr>
+                <w:rFonts w:ascii="Helvetica Neue" w:hAnsi="Helvetica Neue"/>
+                <w:b/>
+                <w:i w:val="0"/>
+                <w:sz w:val="18"/>
+              </w:rPr>
+              <w:t>0.774</w:t>
+            </w:r>
+            <w:r>
+              <w:rPr>
+                <w:rFonts w:ascii="Helvetica Neue" w:hAnsi="Helvetica Neue"/>
+                <w:b w:val="0"/>
+                <w:i w:val="0"/>
+                <w:sz w:val="18"/>
+              </w:rPr>
+              <w:t xml:space="preserve">. Once it could also see </w:t>
+            </w:r>
+            <w:r>
+              <w:rPr>
+                <w:rFonts w:ascii="Helvetica Neue" w:hAnsi="Helvetica Neue"/>
+                <w:b w:val="0"/>
+                <w:i/>
+                <w:sz w:val="18"/>
+              </w:rPr>
+              <w:t>how</w:t>
+            </w:r>
+            <w:r>
+              <w:rPr>
+                <w:rFonts w:ascii="Helvetica Neue" w:hAnsi="Helvetica Neue"/>
+                <w:b w:val="0"/>
+                <w:i w:val="0"/>
+                <w:sz w:val="18"/>
+              </w:rPr>
+              <w:t xml:space="preserve"> he moved — 16 m forward, in behind, into encirclement 0.63 — it rose to </w:t>
+            </w:r>
+            <w:r>
+              <w:rPr>
+                <w:rFonts w:ascii="Helvetica Neue" w:hAnsi="Helvetica Neue"/>
+                <w:b/>
+                <w:i w:val="0"/>
+                <w:sz w:val="18"/>
+              </w:rPr>
+              <w:t>0.933</w:t>
+            </w:r>
+            <w:r>
+              <w:rPr>
+                <w:rFonts w:ascii="Helvetica Neue" w:hAnsi="Helvetica Neue"/>
+                <w:b w:val="0"/>
+                <w:i w:val="0"/>
+                <w:sz w:val="18"/>
+              </w:rPr>
+              <w:t xml:space="preserve">. The difference, </w:t>
+            </w:r>
+            <w:r>
+              <w:rPr>
+                <w:rFonts w:ascii="Helvetica Neue" w:hAnsi="Helvetica Neue"/>
+                <w:b/>
+                <w:i w:val="0"/>
+                <w:sz w:val="18"/>
+              </w:rPr>
+              <w:t>+0.159</w:t>
+            </w:r>
+            <w:r>
+              <w:rPr>
+                <w:rFonts w:ascii="Helvetica Neue" w:hAnsi="Helvetica Neue"/>
+                <w:b w:val="0"/>
+                <w:i w:val="0"/>
+                <w:sz w:val="18"/>
+              </w:rPr>
+              <w:t>, is this run's credit. The possession did progress.</w:t>
+            </w:r>
+          </w:p>
+          <w:p>
+            <w:pPr>
+              <w:spacing w:after="80"/>
+            </w:pPr>
+            <w:r>
+              <w:rPr>
+                <w:rFonts w:ascii="Helvetica Neue" w:hAnsi="Helvetica Neue"/>
+                <w:b w:val="0"/>
+                <w:i w:val="0"/>
+                <w:sz w:val="18"/>
+              </w:rPr>
+              <w:t>That gap is the whole idea: without the frames this is just a 16 m pass into a crowd.</w:t>
             </w:r>
           </w:p>
         </w:tc>
@@ -2911,7 +3852,7 @@
           <w:i w:val="0"/>
           <w:sz w:val="18"/>
         </w:rPr>
-        <w:t xml:space="preserve"> Events sit inside possessions inside matches, so a random split leaks — two events from one possession are near-duplicates. All folds are </w:t>
+        <w:t xml:space="preserve"> Events sit inside possessions inside matches, so a random split leaks — two events from one possession are near-duplicates and would land on both sides of the split. All folds are </w:t>
       </w:r>
       <w:r>
         <w:rPr>
@@ -2947,7 +3888,7 @@
           <w:i w:val="0"/>
           <w:sz w:val="18"/>
         </w:rPr>
-        <w:t>; every number quoted is out-of-fold.</w:t>
+        <w:t>, so a whole match sits either in training or in test, never both. Every number quoted is out-of-fold: predicted by a model that never saw that match.</w:t>
       </w:r>
     </w:p>
     <w:p>
@@ -2961,7 +3902,7 @@
           <w:i w:val="0"/>
           <w:sz w:val="18"/>
         </w:rPr>
-        <w:t>Does 360 earn its keep?</w:t>
+        <w:t>Does 360 earn its keep? (Model A.)</w:t>
       </w:r>
       <w:r>
         <w:rPr>
@@ -2988,7 +3929,7 @@
           <w:i w:val="0"/>
           <w:sz w:val="18"/>
         </w:rPr>
-        <w:t xml:space="preserve"> a 360 feature, so a naive baseline smuggles it in. Instead, four nested tiers on identical rows and folds:</w:t>
+        <w:t xml:space="preserve"> a 360 feature, so a naive baseline smuggles it in. That mistake is worth +0.0069 AUC of flattery. Instead, four nested tiers on identical rows and folds:</w:t>
       </w:r>
     </w:p>
     <w:tbl>
@@ -3658,7 +4599,48 @@
           <w:i w:val="0"/>
           <w:sz w:val="18"/>
         </w:rPr>
-        <w:t xml:space="preserve"> — a null result, reported rather than dropped. Separately, the run features add </w:t>
+        <w:t xml:space="preserve"> — a null result, reported rather than dropped. Read the </w:t>
+      </w:r>
+      <w:r>
+        <w:rPr>
+          <w:rFonts w:ascii="Helvetica Neue" w:hAnsi="Helvetica Neue"/>
+          <w:b w:val="0"/>
+          <w:i/>
+          <w:sz w:val="18"/>
+        </w:rPr>
+        <w:t>increments</w:t>
+      </w:r>
+      <w:r>
+        <w:rPr>
+          <w:rFonts w:ascii="Helvetica Neue" w:hAnsi="Helvetica Neue"/>
+          <w:b w:val="0"/>
+          <w:i w:val="0"/>
+          <w:sz w:val="18"/>
+        </w:rPr>
+        <w:t>, not the levels: an AUC of 0.92 on tier 1 looks impressive but the target is easy, since a ball already in the box implies a shot soon. Only the incremental columns say anything.</w:t>
+      </w:r>
+    </w:p>
+    <w:p>
+      <w:pPr>
+        <w:spacing w:after="80"/>
+      </w:pPr>
+      <w:r>
+        <w:rPr>
+          <w:rFonts w:ascii="Helvetica Neue" w:hAnsi="Helvetica Neue"/>
+          <w:b/>
+          <w:i w:val="0"/>
+          <w:sz w:val="18"/>
+        </w:rPr>
+        <w:t>Does the movement earn its keep? (Model B.)</w:t>
+      </w:r>
+      <w:r>
+        <w:rPr>
+          <w:rFonts w:ascii="Helvetica Neue" w:hAnsi="Helvetica Neue"/>
+          <w:b w:val="0"/>
+          <w:i w:val="0"/>
+          <w:sz w:val="18"/>
+        </w:rPr>
+        <w:t xml:space="preserve"> The same design, one level up: CONTEXT alone reaches AUC 0.7806; adding the RUN features reaches 0.8002, a lift of </w:t>
       </w:r>
       <w:r>
         <w:rPr>
@@ -3667,7 +4649,7 @@
           <w:i w:val="0"/>
           <w:sz w:val="18"/>
         </w:rPr>
-        <w:t>+0.0197 AUC</w:t>
+        <w:t>+0.0197</w:t>
       </w:r>
       <w:r>
         <w:rPr>
@@ -3676,7 +4658,7 @@
           <w:i w:val="0"/>
           <w:sz w:val="18"/>
         </w:rPr>
-        <w:t xml:space="preserve"> over context alone (0.7806 → 0.8002) on the progression target. </w:t>
+        <w:t xml:space="preserve"> on 61,678 runs. That lift is what Run Value is a per-run decomposition of. </w:t>
       </w:r>
       <w:r>
         <w:rPr>
@@ -3694,7 +4676,7 @@
           <w:i w:val="0"/>
           <w:sz w:val="18"/>
         </w:rPr>
-        <w:t xml:space="preserve"> out-of-fold Brier 0.0238 against a 3.3% base rate, and predicted vs observed track closely across all ten deciles (figures in the repo).</w:t>
+        <w:t xml:space="preserve"> out-of-fold Brier 0.1630 for Model B against a 33.9% base rate, and 0.0238 for Model A against 3.3%; predicted versus observed track closely across all ten deciles for both (figures in the repo).</w:t>
       </w:r>
     </w:p>
     <w:p>
@@ -4227,7 +5209,7 @@
                 <w:i w:val="0"/>
                 <w:sz w:val="17"/>
               </w:rPr>
-              <w:t xml:space="preserve"> The point was to define the target myself; using it as a black box is the failure mode named in the brief.</w:t>
+              <w:t xml:space="preserve"> The point was defining the target myself; a black box is the failure mode the brief names.</w:t>
             </w:r>
           </w:p>
           <w:p>
@@ -4251,7 +5233,7 @@
                 <w:i w:val="0"/>
                 <w:sz w:val="17"/>
               </w:rPr>
-              <w:t xml:space="preserve"> Collinear with the geometry features, no incremental lift.</w:t>
+              <w:t xml:space="preserve"> Collinear with the geometry, no lift.</w:t>
             </w:r>
           </w:p>
           <w:p>
@@ -4323,7 +5305,7 @@
                 <w:i w:val="0"/>
                 <w:sz w:val="17"/>
               </w:rPr>
-              <w:t xml:space="preserve"> Freeze-frames have positions but no velocities.</w:t>
+              <w:t xml:space="preserve"> Freeze-frames have positions, no velocities.</w:t>
             </w:r>
           </w:p>
           <w:p>
@@ -4452,7 +5434,25 @@
           <w:i w:val="0"/>
           <w:sz w:val="18"/>
         </w:rPr>
-        <w:t xml:space="preserve"> Target men and deep-lying creators. It rewards movement that raises shot probability quickly, so a striker who occupies two centre-backs to open space for someone else scores nothing for it. Fixing that needs off-ball value attributed to the </w:t>
+        <w:t xml:space="preserve"> Target men and deep-lying creators. It rewards movement that moves </w:t>
+      </w:r>
+      <w:r>
+        <w:rPr>
+          <w:rFonts w:ascii="Helvetica Neue" w:hAnsi="Helvetica Neue"/>
+          <w:b w:val="0"/>
+          <w:i/>
+          <w:sz w:val="18"/>
+        </w:rPr>
+        <w:t>this</w:t>
+      </w:r>
+      <w:r>
+        <w:rPr>
+          <w:rFonts w:ascii="Helvetica Neue" w:hAnsi="Helvetica Neue"/>
+          <w:b w:val="0"/>
+          <w:i w:val="0"/>
+          <w:sz w:val="18"/>
+        </w:rPr>
+        <w:t xml:space="preserve"> possession forward quickly, so a striker who occupies two centre-backs to open space for someone else scores nothing for it. Fixing that needs off-ball value attributed to the </w:t>
       </w:r>
       <w:r>
         <w:rPr>
@@ -4518,7 +5518,7 @@
           <w:i w:val="0"/>
           <w:sz w:val="18"/>
         </w:rPr>
-        <w:t xml:space="preserve"> Open-data 360 is club-focused, so this is within-sample. No cross-league claim is made.</w:t>
+        <w:t xml:space="preserve"> Open-data 360 is club-focused, so this is within-sample.</w:t>
       </w:r>
     </w:p>
     <w:p>

--- a/docs/Off_Ball_Run_Value__Write_Up.docx
+++ b/docs/Off_Ball_Run_Value__Write_Up.docx
@@ -5556,7 +5556,7 @@
           <w:color w:val="5B4FD6"/>
           <w:sz w:val="22"/>
         </w:rPr>
-        <w:t>10  AI usage, in short</w:t>
+        <w:t>10  AI usage</w:t>
       </w:r>
     </w:p>
     <w:p>
@@ -5570,7 +5570,7 @@
           <w:i w:val="0"/>
           <w:sz w:val="18"/>
         </w:rPr>
-        <w:t xml:space="preserve">Full log with representative prompts, accepted/modified/rejected detail and the errors I caught is in </w:t>
+        <w:t xml:space="preserve">The full log is </w:t>
       </w:r>
       <w:r>
         <w:rPr>
@@ -5588,438 +5588,92 @@
           <w:i w:val="0"/>
           <w:sz w:val="18"/>
         </w:rPr>
-        <w:t xml:space="preserve"> in the repo. Summary:</w:t>
+        <w:t xml:space="preserve"> in the repo: which tools, where they were used, representative prompts, and for each substantive step what I accepted, what I modified and what I rejected. The short version: the framing and the metric concept are mine — model off-ball runs as a supervised, xG-style problem rather than a grid. The assistant recommended LightGBM with </w:t>
+      </w:r>
+      <w:r>
+        <w:rPr>
+          <w:rFonts w:ascii="Menlo" w:hAnsi="Menlo"/>
+          <w:b w:val="0"/>
+          <w:i w:val="0"/>
+          <w:sz w:val="16"/>
+        </w:rPr>
+        <w:t>GroupKFold</w:t>
+      </w:r>
+      <w:r>
+        <w:rPr>
+          <w:rFonts w:ascii="Helvetica Neue" w:hAnsi="Helvetica Neue"/>
+          <w:b w:val="0"/>
+          <w:i w:val="0"/>
+          <w:sz w:val="18"/>
+        </w:rPr>
+        <w:t xml:space="preserve"> and drafted the defensive geometry; I rejected the density counters and required the ablation before believing any of it. The two interventions that changed the result were both verification, not generation:</w:t>
       </w:r>
     </w:p>
-    <w:tbl>
-      <w:tblPr>
-        <w:tblStyle w:val="TableGrid"/>
-        <w:tblW w:type="auto" w:w="0"/>
-        <w:tblLook w:firstColumn="1" w:firstRow="1" w:lastColumn="0" w:lastRow="0" w:noHBand="0" w:noVBand="1" w:val="04A0"/>
-      </w:tblPr>
-      <w:tblGrid>
-        <w:gridCol w:w="3402"/>
-        <w:gridCol w:w="3402"/>
-        <w:gridCol w:w="3402"/>
-      </w:tblGrid>
-      <w:tr>
-        <w:tc>
-          <w:tcPr>
-            <w:tcW w:type="dxa" w:w="3402"/>
-            <w:shd w:val="clear" w:fill="EFEFF6"/>
-          </w:tcPr>
-          <w:p>
-            <w:pPr>
-              <w:spacing w:after="0"/>
-            </w:pPr>
-            <w:r>
-              <w:rPr>
-                <w:rFonts w:ascii="Helvetica Neue" w:hAnsi="Helvetica Neue"/>
-                <w:b/>
-                <w:sz w:val="14"/>
-              </w:rPr>
-              <w:t>Area</w:t>
-            </w:r>
-          </w:p>
-        </w:tc>
-        <w:tc>
-          <w:tcPr>
-            <w:tcW w:type="dxa" w:w="3402"/>
-            <w:shd w:val="clear" w:fill="EFEFF6"/>
-          </w:tcPr>
-          <w:p>
-            <w:pPr>
-              <w:spacing w:after="0"/>
-            </w:pPr>
-            <w:r>
-              <w:rPr>
-                <w:rFonts w:ascii="Helvetica Neue" w:hAnsi="Helvetica Neue"/>
-                <w:b/>
-                <w:sz w:val="14"/>
-              </w:rPr>
-              <w:t>What the assistant did</w:t>
-            </w:r>
-          </w:p>
-        </w:tc>
-        <w:tc>
-          <w:tcPr>
-            <w:tcW w:type="dxa" w:w="3402"/>
-            <w:shd w:val="clear" w:fill="EFEFF6"/>
-          </w:tcPr>
-          <w:p>
-            <w:pPr>
-              <w:spacing w:after="0"/>
-            </w:pPr>
-            <w:r>
-              <w:rPr>
-                <w:rFonts w:ascii="Helvetica Neue" w:hAnsi="Helvetica Neue"/>
-                <w:b/>
-                <w:sz w:val="14"/>
-              </w:rPr>
-              <w:t>What I did</w:t>
-            </w:r>
-          </w:p>
-        </w:tc>
-      </w:tr>
-      <w:tr>
-        <w:tc>
-          <w:tcPr>
-            <w:tcW w:type="dxa" w:w="3402"/>
-          </w:tcPr>
-          <w:p>
-            <w:pPr>
-              <w:spacing w:after="0"/>
-            </w:pPr>
-            <w:r>
-              <w:rPr>
-                <w:rFonts w:ascii="Helvetica Neue" w:hAnsi="Helvetica Neue"/>
-                <w:b w:val="0"/>
-                <w:i w:val="0"/>
-                <w:sz w:val="15"/>
-              </w:rPr>
-              <w:t>Framing &amp; metric</w:t>
-            </w:r>
-          </w:p>
-        </w:tc>
-        <w:tc>
-          <w:tcPr>
-            <w:tcW w:type="dxa" w:w="3402"/>
-          </w:tcPr>
-          <w:p>
-            <w:pPr>
-              <w:spacing w:after="0"/>
-            </w:pPr>
-            <w:r>
-              <w:rPr>
-                <w:rFonts w:ascii="Helvetica Neue" w:hAnsi="Helvetica Neue"/>
-                <w:b w:val="0"/>
-                <w:i w:val="0"/>
-                <w:sz w:val="15"/>
-              </w:rPr>
-              <w:t>Sketched options once I set the direction</w:t>
-            </w:r>
-          </w:p>
-        </w:tc>
-        <w:tc>
-          <w:tcPr>
-            <w:tcW w:type="dxa" w:w="3402"/>
-          </w:tcPr>
-          <w:p>
-            <w:pPr>
-              <w:spacing w:after="0"/>
-            </w:pPr>
-            <w:r>
-              <w:rPr>
-                <w:rFonts w:ascii="Helvetica Neue" w:hAnsi="Helvetica Neue"/>
-                <w:b w:val="0"/>
-                <w:i w:val="0"/>
-                <w:sz w:val="15"/>
-              </w:rPr>
-              <w:t>Mine: model off-ball runs as a supervised, xG-style problem rather than a grid</w:t>
-            </w:r>
-          </w:p>
-        </w:tc>
-      </w:tr>
-      <w:tr>
-        <w:tc>
-          <w:tcPr>
-            <w:tcW w:type="dxa" w:w="3402"/>
-          </w:tcPr>
-          <w:p>
-            <w:pPr>
-              <w:spacing w:after="0"/>
-            </w:pPr>
-            <w:r>
-              <w:rPr>
-                <w:rFonts w:ascii="Helvetica Neue" w:hAnsi="Helvetica Neue"/>
-                <w:b w:val="0"/>
-                <w:i w:val="0"/>
-                <w:sz w:val="15"/>
-              </w:rPr>
-              <w:t>Model family</w:t>
-            </w:r>
-          </w:p>
-        </w:tc>
-        <w:tc>
-          <w:tcPr>
-            <w:tcW w:type="dxa" w:w="3402"/>
-          </w:tcPr>
-          <w:p>
-            <w:pPr>
-              <w:spacing w:after="0"/>
-            </w:pPr>
-            <w:r>
-              <w:rPr>
-                <w:rFonts w:ascii="Helvetica Neue" w:hAnsi="Helvetica Neue"/>
-                <w:b w:val="0"/>
-                <w:i w:val="0"/>
-                <w:sz w:val="15"/>
-              </w:rPr>
-              <w:t>Recommended LightGBM + GroupKFold</w:t>
-            </w:r>
-          </w:p>
-        </w:tc>
-        <w:tc>
-          <w:tcPr>
-            <w:tcW w:type="dxa" w:w="3402"/>
-          </w:tcPr>
-          <w:p>
-            <w:pPr>
-              <w:spacing w:after="0"/>
-            </w:pPr>
-            <w:r>
-              <w:rPr>
-                <w:rFonts w:ascii="Helvetica Neue" w:hAnsi="Helvetica Neue"/>
-                <w:b w:val="0"/>
-                <w:i w:val="0"/>
-                <w:sz w:val="15"/>
-              </w:rPr>
-              <w:t>Accepted after checking the leakage argument held for nested events</w:t>
-            </w:r>
-          </w:p>
-        </w:tc>
-      </w:tr>
-      <w:tr>
-        <w:tc>
-          <w:tcPr>
-            <w:tcW w:type="dxa" w:w="3402"/>
-          </w:tcPr>
-          <w:p>
-            <w:pPr>
-              <w:spacing w:after="0"/>
-            </w:pPr>
-            <w:r>
-              <w:rPr>
-                <w:rFonts w:ascii="Helvetica Neue" w:hAnsi="Helvetica Neue"/>
-                <w:b w:val="0"/>
-                <w:i w:val="0"/>
-                <w:sz w:val="15"/>
-              </w:rPr>
-              <w:t>Features</w:t>
-            </w:r>
-          </w:p>
-        </w:tc>
-        <w:tc>
-          <w:tcPr>
-            <w:tcW w:type="dxa" w:w="3402"/>
-          </w:tcPr>
-          <w:p>
-            <w:pPr>
-              <w:spacing w:after="0"/>
-            </w:pPr>
-            <w:r>
-              <w:rPr>
-                <w:rFonts w:ascii="Helvetica Neue" w:hAnsi="Helvetica Neue"/>
-                <w:b w:val="0"/>
-                <w:i w:val="0"/>
-                <w:sz w:val="15"/>
-              </w:rPr>
-              <w:t>Drafted the geometry (encirclement, block spread)</w:t>
-            </w:r>
-          </w:p>
-        </w:tc>
-        <w:tc>
-          <w:tcPr>
-            <w:tcW w:type="dxa" w:w="3402"/>
-          </w:tcPr>
-          <w:p>
-            <w:pPr>
-              <w:spacing w:after="0"/>
-            </w:pPr>
-            <w:r>
-              <w:rPr>
-                <w:rFonts w:ascii="Helvetica Neue" w:hAnsi="Helvetica Neue"/>
-                <w:b w:val="0"/>
-                <w:i w:val="0"/>
-                <w:sz w:val="15"/>
-              </w:rPr>
-              <w:t>Rejected the density counters; required the ablation before believing any of it</w:t>
-            </w:r>
-          </w:p>
-        </w:tc>
-      </w:tr>
-      <w:tr>
-        <w:tc>
-          <w:tcPr>
-            <w:tcW w:type="dxa" w:w="3402"/>
-          </w:tcPr>
-          <w:p>
-            <w:pPr>
-              <w:spacing w:after="0"/>
-            </w:pPr>
-            <w:r>
-              <w:rPr>
-                <w:rFonts w:ascii="Helvetica Neue" w:hAnsi="Helvetica Neue"/>
-                <w:b w:val="0"/>
-                <w:i w:val="0"/>
-                <w:sz w:val="15"/>
-              </w:rPr>
-              <w:t>Verification</w:t>
-            </w:r>
-          </w:p>
-        </w:tc>
-        <w:tc>
-          <w:tcPr>
-            <w:tcW w:type="dxa" w:w="3402"/>
-          </w:tcPr>
-          <w:p>
-            <w:pPr>
-              <w:spacing w:after="0"/>
-            </w:pPr>
-            <w:r>
-              <w:rPr>
-                <w:rFonts w:ascii="Helvetica Neue" w:hAnsi="Helvetica Neue"/>
-                <w:b w:val="0"/>
-                <w:i w:val="0"/>
-                <w:sz w:val="15"/>
-              </w:rPr>
-              <w:t>Produced the first, flattering comparison</w:t>
-            </w:r>
-          </w:p>
-        </w:tc>
-        <w:tc>
-          <w:tcPr>
-            <w:tcW w:type="dxa" w:w="3402"/>
-          </w:tcPr>
-          <w:p>
-            <w:pPr>
-              <w:spacing w:after="0"/>
-            </w:pPr>
-            <w:r>
-              <w:rPr>
-                <w:rFonts w:ascii="Helvetica Neue" w:hAnsi="Helvetica Neue"/>
-                <w:b w:val="0"/>
-                <w:i w:val="0"/>
-                <w:sz w:val="15"/>
-              </w:rPr>
-              <w:t>Caught the mislabelled 360 baseline (the "no-360" model contained a 360 feature) — true gain +0.0212, not +0.0069</w:t>
-            </w:r>
-          </w:p>
-        </w:tc>
-      </w:tr>
-      <w:tr>
-        <w:tc>
-          <w:tcPr>
-            <w:tcW w:type="dxa" w:w="3402"/>
-          </w:tcPr>
-          <w:p>
-            <w:pPr>
-              <w:spacing w:after="0"/>
-            </w:pPr>
-            <w:r>
-              <w:rPr>
-                <w:rFonts w:ascii="Helvetica Neue" w:hAnsi="Helvetica Neue"/>
-                <w:b w:val="0"/>
-                <w:i w:val="0"/>
-                <w:sz w:val="15"/>
-              </w:rPr>
-              <w:t>Football sense</w:t>
-            </w:r>
-          </w:p>
-        </w:tc>
-        <w:tc>
-          <w:tcPr>
-            <w:tcW w:type="dxa" w:w="3402"/>
-          </w:tcPr>
-          <w:p>
-            <w:pPr>
-              <w:spacing w:after="0"/>
-            </w:pPr>
-            <w:r>
-              <w:rPr>
-                <w:rFonts w:ascii="Helvetica Neue" w:hAnsi="Helvetica Neue"/>
-                <w:b w:val="0"/>
-                <w:i w:val="0"/>
-                <w:sz w:val="15"/>
-              </w:rPr>
-              <w:t>Proposed reading block spread as "stretched = valuable"</w:t>
-            </w:r>
-          </w:p>
-        </w:tc>
-        <w:tc>
-          <w:tcPr>
-            <w:tcW w:type="dxa" w:w="3402"/>
-          </w:tcPr>
-          <w:p>
-            <w:pPr>
-              <w:spacing w:after="0"/>
-            </w:pPr>
-            <w:r>
-              <w:rPr>
-                <w:rFonts w:ascii="Helvetica Neue" w:hAnsi="Helvetica Neue"/>
-                <w:b w:val="0"/>
-                <w:i w:val="0"/>
-                <w:sz w:val="15"/>
-              </w:rPr>
-              <w:t>Caught the sign: the data says the opposite by 7.6×; it is a depth proxy</w:t>
-            </w:r>
-          </w:p>
-        </w:tc>
-      </w:tr>
-      <w:tr>
-        <w:tc>
-          <w:tcPr>
-            <w:tcW w:type="dxa" w:w="3402"/>
-          </w:tcPr>
-          <w:p>
-            <w:pPr>
-              <w:spacing w:after="0"/>
-            </w:pPr>
-            <w:r>
-              <w:rPr>
-                <w:rFonts w:ascii="Helvetica Neue" w:hAnsi="Helvetica Neue"/>
-                <w:b w:val="0"/>
-                <w:i w:val="0"/>
-                <w:sz w:val="15"/>
-              </w:rPr>
-              <w:t>Plotting &amp; prose</w:t>
-            </w:r>
-          </w:p>
-        </w:tc>
-        <w:tc>
-          <w:tcPr>
-            <w:tcW w:type="dxa" w:w="3402"/>
-          </w:tcPr>
-          <w:p>
-            <w:pPr>
-              <w:spacing w:after="0"/>
-            </w:pPr>
-            <w:r>
-              <w:rPr>
-                <w:rFonts w:ascii="Helvetica Neue" w:hAnsi="Helvetica Neue"/>
-                <w:b w:val="0"/>
-                <w:i w:val="0"/>
-                <w:sz w:val="15"/>
-              </w:rPr>
-              <w:t>First drafts</w:t>
-            </w:r>
-          </w:p>
-        </w:tc>
-        <w:tc>
-          <w:tcPr>
-            <w:tcW w:type="dxa" w:w="3402"/>
-          </w:tcPr>
-          <w:p>
-            <w:pPr>
-              <w:spacing w:after="0"/>
-            </w:pPr>
-            <w:r>
-              <w:rPr>
-                <w:rFonts w:ascii="Helvetica Neue" w:hAnsi="Helvetica Neue"/>
-                <w:b w:val="0"/>
-                <w:i w:val="0"/>
-                <w:sz w:val="15"/>
-              </w:rPr>
-              <w:t>Restyled to my own conventions; fixed runs drawn off-pitch (360 frames are not clamped)</w:t>
-            </w:r>
-          </w:p>
-        </w:tc>
-      </w:tr>
-    </w:tbl>
     <w:p>
       <w:pPr>
-        <w:spacing w:after="40"/>
+        <w:pStyle w:val="ListBullet"/>
+        <w:spacing w:after="80"/>
       </w:pPr>
+      <w:r>
+        <w:rPr>
+          <w:rFonts w:ascii="Helvetica Neue" w:hAnsi="Helvetica Neue"/>
+          <w:b/>
+          <w:i w:val="0"/>
+          <w:sz w:val="18"/>
+        </w:rPr>
+        <w:t>A mislabelled baseline.</w:t>
+      </w:r>
+      <w:r>
+        <w:rPr>
+          <w:rFonts w:ascii="Helvetica Neue" w:hAnsi="Helvetica Neue"/>
+          <w:b w:val="0"/>
+          <w:i w:val="0"/>
+          <w:sz w:val="18"/>
+        </w:rPr>
+        <w:t xml:space="preserve"> The first "without 360" comparison contained a 360 feature — the runner's own position — which flattered the result by +0.0069 AUC. Replacing it with the four-tier ablation gave the real figure, </w:t>
+      </w:r>
+      <w:r>
+        <w:rPr>
+          <w:rFonts w:ascii="Helvetica Neue" w:hAnsi="Helvetica Neue"/>
+          <w:b/>
+          <w:i w:val="0"/>
+          <w:sz w:val="18"/>
+        </w:rPr>
+        <w:t>+0.0212</w:t>
+      </w:r>
+      <w:r>
+        <w:rPr>
+          <w:rFonts w:ascii="Helvetica Neue" w:hAnsi="Helvetica Neue"/>
+          <w:b w:val="0"/>
+          <w:i w:val="0"/>
+          <w:sz w:val="18"/>
+        </w:rPr>
+        <w:t>.</w:t>
+      </w:r>
+    </w:p>
+    <w:p>
+      <w:pPr>
+        <w:pStyle w:val="ListBullet"/>
+        <w:spacing w:after="80"/>
+      </w:pPr>
+      <w:r>
+        <w:rPr>
+          <w:rFonts w:ascii="Helvetica Neue" w:hAnsi="Helvetica Neue"/>
+          <w:b/>
+          <w:i w:val="0"/>
+          <w:sz w:val="18"/>
+        </w:rPr>
+        <w:t>A feature read backwards.</w:t>
+      </w:r>
+      <w:r>
+        <w:rPr>
+          <w:rFonts w:ascii="Helvetica Neue" w:hAnsi="Helvetica Neue"/>
+          <w:b w:val="0"/>
+          <w:i w:val="0"/>
+          <w:sz w:val="18"/>
+        </w:rPr>
+        <w:t xml:space="preserve"> Block spread was about to be reported as "a stretched defence is more valuable". Checked against the data, it says the opposite by 7.6× — it is a depth proxy, not a width one. It stayed in the model and out of the story.</w:t>
+      </w:r>
     </w:p>
     <w:tbl>
       <w:tblPr>
